--- a/home-work_3.docx
+++ b/home-work_3.docx
@@ -1,14 +1,24 @@
 
 <file path=word/document.xml><?xml version="1.0" encoding="utf-8"?>
-<w:document xmlns:wpc="http://schemas.microsoft.com/office/word/2010/wordprocessingCanvas" xmlns:cx="http://schemas.microsoft.com/office/drawing/2014/chartex" xmlns:cx1="http://schemas.microsoft.com/office/drawing/2015/9/8/chartex" xmlns:cx2="http://schemas.microsoft.com/office/drawing/2015/10/21/chartex" xmlns:cx3="http://schemas.microsoft.com/office/drawing/2016/5/9/chartex" xmlns:cx4="http://schemas.microsoft.com/office/drawing/2016/5/10/chartex" xmlns:cx5="http://schemas.microsoft.com/office/drawing/2016/5/11/chartex" xmlns:cx6="http://schemas.microsoft.com/office/drawing/2016/5/12/chartex" xmlns:cx7="http://schemas.microsoft.com/office/drawing/2016/5/13/chartex" xmlns:cx8="http://schemas.microsoft.com/office/drawing/2016/5/14/chartex" xmlns:mc="http://schemas.openxmlformats.org/markup-compatibility/2006" xmlns:aink="http://schemas.microsoft.com/office/drawing/2016/ink" xmlns:am3d="http://schemas.microsoft.com/office/drawing/2017/model3d" xmlns:o="urn:schemas-microsoft-com:office:office" xmlns:oel="http://schemas.microsoft.com/office/2019/extlst" xmlns:r="http://schemas.openxmlformats.org/officeDocument/2006/relationships" xmlns:m="http://schemas.openxmlformats.org/officeDocument/2006/math" xmlns:v="urn:schemas-microsoft-com:vml" xmlns:wp14="http://schemas.microsoft.com/office/word/2010/wordprocessingDrawing" xmlns:wp="http://schemas.openxmlformats.org/drawingml/2006/wordprocessingDrawing" xmlns:w10="urn:schemas-microsoft-com:office:word" xmlns:w="http://schemas.openxmlformats.org/wordprocessingml/2006/main" xmlns:w14="http://schemas.microsoft.com/office/word/2010/wordml" xmlns:w15="http://schemas.microsoft.com/office/word/2012/wordml" xmlns:w16cex="http://schemas.microsoft.com/office/word/2018/wordml/cex" xmlns:w16cid="http://schemas.microsoft.com/office/word/2016/wordml/cid" xmlns:w16="http://schemas.microsoft.com/office/word/2018/wordml" xmlns:w16sdtdh="http://schemas.microsoft.com/office/word/2020/wordml/sdtdatahash" xmlns:w16se="http://schemas.microsoft.com/office/word/2015/wordml/symex" xmlns:wpg="http://schemas.microsoft.com/office/word/2010/wordprocessingGroup" xmlns:wpi="http://schemas.microsoft.com/office/word/2010/wordprocessingInk" xmlns:wne="http://schemas.microsoft.com/office/word/2006/wordml" xmlns:wps="http://schemas.microsoft.com/office/word/2010/wordprocessingShape" mc:Ignorable="w14 w15 w16se w16cid w16 w16cex w16sdtdh wp14">
+<w:document xmlns:wpc="http://schemas.microsoft.com/office/word/2010/wordprocessingCanvas" xmlns:cx="http://schemas.microsoft.com/office/drawing/2014/chartex" xmlns:cx1="http://schemas.microsoft.com/office/drawing/2015/9/8/chartex" xmlns:cx2="http://schemas.microsoft.com/office/drawing/2015/10/21/chartex" xmlns:cx3="http://schemas.microsoft.com/office/drawing/2016/5/9/chartex" xmlns:cx4="http://schemas.microsoft.com/office/drawing/2016/5/10/chartex" xmlns:cx5="http://schemas.microsoft.com/office/drawing/2016/5/11/chartex" xmlns:cx6="http://schemas.microsoft.com/office/drawing/2016/5/12/chartex" xmlns:cx7="http://schemas.microsoft.com/office/drawing/2016/5/13/chartex" xmlns:cx8="http://schemas.microsoft.com/office/drawing/2016/5/14/chartex" xmlns:mc="http://schemas.openxmlformats.org/markup-compatibility/2006" xmlns:aink="http://schemas.microsoft.com/office/drawing/2016/ink" xmlns:am3d="http://schemas.microsoft.com/office/drawing/2017/model3d" xmlns:o="urn:schemas-microsoft-com:office:office" xmlns:oel="http://schemas.microsoft.com/office/2019/extlst" xmlns:r="http://schemas.openxmlformats.org/officeDocument/2006/relationships" xmlns:m="http://schemas.openxmlformats.org/officeDocument/2006/math" xmlns:v="urn:schemas-microsoft-com:vml" xmlns:wp14="http://schemas.microsoft.com/office/word/2010/wordprocessingDrawing" xmlns:wp="http://schemas.openxmlformats.org/drawingml/2006/wordprocessingDrawing" xmlns:w10="urn:schemas-microsoft-com:office:word" xmlns:w="http://schemas.openxmlformats.org/wordprocessingml/2006/main" xmlns:w14="http://schemas.microsoft.com/office/word/2010/wordml" xmlns:w15="http://schemas.microsoft.com/office/word/2012/wordml" xmlns:w16cex="http://schemas.microsoft.com/office/word/2018/wordml/cex" xmlns:w16cid="http://schemas.microsoft.com/office/word/2016/wordml/cid" xmlns:w16="http://schemas.microsoft.com/office/word/2018/wordml" xmlns:w16du="http://schemas.microsoft.com/office/word/2023/wordml/word16du" xmlns:w16sdtdh="http://schemas.microsoft.com/office/word/2020/wordml/sdtdatahash" xmlns:w16sdtfl="http://schemas.microsoft.com/office/word/2024/wordml/sdtformatlock" xmlns:w16se="http://schemas.microsoft.com/office/word/2015/wordml/symex" xmlns:wpg="http://schemas.microsoft.com/office/word/2010/wordprocessingGroup" xmlns:wpi="http://schemas.microsoft.com/office/word/2010/wordprocessingInk" xmlns:wne="http://schemas.microsoft.com/office/word/2006/wordml" xmlns:wps="http://schemas.microsoft.com/office/word/2010/wordprocessingShape" mc:Ignorable="w14 w15 w16se w16cid w16 w16cex w16sdtdh w16sdtfl w16du wp14">
   <w:body>
     <w:p>
       <w:pPr>
         <w:spacing w:after="0"/>
         <w:ind w:firstLine="709"/>
         <w:jc w:val="both"/>
-      </w:pPr>
-      <w:r>
+        <w:rPr>
+          <w:color w:val="4472C4" w:themeColor="accent5"/>
+          <w:sz w:val="36"/>
+          <w:szCs w:val="36"/>
+        </w:rPr>
+      </w:pPr>
+      <w:r>
+        <w:rPr>
+          <w:color w:val="4472C4" w:themeColor="accent5"/>
+          <w:sz w:val="36"/>
+          <w:szCs w:val="36"/>
+        </w:rPr>
         <w:t>Что создано:</w:t>
       </w:r>
     </w:p>
@@ -18,43 +28,91 @@
         <w:ind w:firstLine="709"/>
         <w:jc w:val="both"/>
       </w:pPr>
+      <w:r>
+        <w:t>Лендинг-презентация образовательного проекта «Академия Звёздных Математиков» — адаптивная HTML-страница с современным дизайном, которая демонстрирует концепцию игры, её возможности, технологии и перспективы развития.</w:t>
+      </w:r>
+    </w:p>
+    <w:p>
+      <w:pPr>
+        <w:spacing w:after="0"/>
+        <w:ind w:firstLine="709"/>
+        <w:jc w:val="both"/>
+      </w:pPr>
+    </w:p>
+    <w:p>
+      <w:pPr>
+        <w:spacing w:after="0"/>
+        <w:ind w:firstLine="709"/>
+        <w:jc w:val="both"/>
+        <w:rPr>
+          <w:color w:val="4472C4" w:themeColor="accent5"/>
+          <w:sz w:val="36"/>
+          <w:szCs w:val="36"/>
+        </w:rPr>
+      </w:pPr>
+      <w:r>
+        <w:rPr>
+          <w:color w:val="4472C4" w:themeColor="accent5"/>
+          <w:sz w:val="36"/>
+          <w:szCs w:val="36"/>
+        </w:rPr>
+        <w:t>Для какой задачи:</w:t>
+      </w:r>
+    </w:p>
+    <w:p>
+      <w:pPr>
+        <w:spacing w:after="0"/>
+        <w:ind w:firstLine="709"/>
+        <w:jc w:val="both"/>
+      </w:pPr>
+      <w:r>
+        <w:t>Презентация проекта для потенциальных партнёров (школы, родители), инвесторов и размещения в портфолио. Страница показывает образовательную ценность, технические решения и метрики успеха проекта.</w:t>
+      </w:r>
+    </w:p>
+    <w:p>
+      <w:pPr>
+        <w:spacing w:after="0"/>
+        <w:ind w:firstLine="709"/>
+        <w:jc w:val="both"/>
+      </w:pPr>
+      <w:r>
+        <w:t>Используемые инструменты:</w:t>
+      </w:r>
+    </w:p>
+    <w:p>
+      <w:pPr>
+        <w:spacing w:after="0"/>
+        <w:ind w:firstLine="709"/>
+        <w:jc w:val="both"/>
+      </w:pPr>
       <w:proofErr w:type="spellStart"/>
       <w:r>
-        <w:t>Лендинг</w:t>
+        <w:t>Qwen</w:t>
       </w:r>
       <w:proofErr w:type="spellEnd"/>
       <w:r>
-        <w:t>-презентация образовательного проекта «Академия Звёздных Математиков» — адаптивная HTML-страница с современным дизайном, которая демонстрирует концепцию игры, её возможности, технологии и перспективы развития.</w:t>
-      </w:r>
-    </w:p>
-    <w:p>
-      <w:pPr>
-        <w:spacing w:after="0"/>
-        <w:ind w:firstLine="709"/>
-        <w:jc w:val="both"/>
-      </w:pPr>
-      <w:r>
-        <w:t>Для какой задачи:</w:t>
-      </w:r>
-    </w:p>
-    <w:p>
-      <w:pPr>
-        <w:spacing w:after="0"/>
-        <w:ind w:firstLine="709"/>
-        <w:jc w:val="both"/>
-      </w:pPr>
-      <w:r>
-        <w:t>Презентация проекта для потенциальных партнёров (школы, родители), инвесторов и размещения в портфолио. Страница показывает образовательную ценность, технические решения и метрики успеха проекта.</w:t>
-      </w:r>
-    </w:p>
-    <w:p>
-      <w:pPr>
-        <w:spacing w:after="0"/>
-        <w:ind w:firstLine="709"/>
-        <w:jc w:val="both"/>
-      </w:pPr>
-      <w:r>
-        <w:t>Используемые инструменты:</w:t>
+        <w:t xml:space="preserve"> 3.8-</w:t>
+      </w:r>
+      <w:r>
+        <w:rPr>
+          <w:lang w:val="en-US"/>
+        </w:rPr>
+        <w:t>max</w:t>
+      </w:r>
+      <w:r>
+        <w:t xml:space="preserve"> (</w:t>
+      </w:r>
+      <w:r>
+        <w:rPr>
+          <w:lang w:val="en-US"/>
+        </w:rPr>
+        <w:t>LLM</w:t>
+      </w:r>
+      <w:r>
+        <w:t>) — создание HTML/CSS кода через диалог</w:t>
+      </w:r>
+      <w:r>
+        <w:t>;</w:t>
       </w:r>
     </w:p>
     <w:p>
@@ -65,11 +123,14 @@
       </w:pPr>
       <w:proofErr w:type="spellStart"/>
       <w:r>
-        <w:t>Qwen</w:t>
+        <w:t>Вайбкодинг</w:t>
       </w:r>
       <w:proofErr w:type="spellEnd"/>
       <w:r>
-        <w:t xml:space="preserve"> (ИИ-ассистент) — создание HTML/CSS кода через диалог</w:t>
+        <w:t xml:space="preserve"> — разработка без глубоких технических знаний, только через естественный язык</w:t>
+      </w:r>
+      <w:r>
+        <w:t>;</w:t>
       </w:r>
     </w:p>
     <w:p>
@@ -80,52 +141,84 @@
       </w:pPr>
       <w:proofErr w:type="spellStart"/>
       <w:r>
-        <w:t>Вайбкодинг</w:t>
+        <w:t>GitHub</w:t>
       </w:r>
       <w:proofErr w:type="spellEnd"/>
       <w:r>
-        <w:t xml:space="preserve"> — разработка без глубоких технических знаний, только через естественный язык</w:t>
-      </w:r>
-    </w:p>
-    <w:p>
-      <w:pPr>
-        <w:spacing w:after="0"/>
-        <w:ind w:firstLine="709"/>
-        <w:jc w:val="both"/>
-      </w:pPr>
+        <w:t xml:space="preserve"> + </w:t>
+      </w:r>
       <w:proofErr w:type="spellStart"/>
       <w:r>
-        <w:t>GitHub</w:t>
+        <w:t>Vercel</w:t>
       </w:r>
       <w:proofErr w:type="spellEnd"/>
       <w:r>
-        <w:t xml:space="preserve"> + </w:t>
+        <w:t xml:space="preserve"> — хостинг и деплой (</w:t>
       </w:r>
       <w:proofErr w:type="spellStart"/>
       <w:r>
-        <w:t>Vercel</w:t>
+        <w:t>cosmo-quest-mu.vercel.app</w:t>
       </w:r>
       <w:proofErr w:type="spellEnd"/>
       <w:r>
-        <w:t xml:space="preserve"> — хостинг и деплой (</w:t>
+        <w:t>)</w:t>
+      </w:r>
+      <w:r>
+        <w:t>.</w:t>
+      </w:r>
+    </w:p>
+    <w:p>
+      <w:pPr>
+        <w:spacing w:after="0"/>
+        <w:ind w:firstLine="709"/>
+        <w:jc w:val="both"/>
+      </w:pPr>
+    </w:p>
+    <w:p>
+      <w:pPr>
+        <w:spacing w:after="0"/>
+        <w:ind w:firstLine="709"/>
+        <w:jc w:val="both"/>
+        <w:rPr>
+          <w:color w:val="4472C4" w:themeColor="accent5"/>
+          <w:sz w:val="36"/>
+          <w:szCs w:val="36"/>
+        </w:rPr>
+      </w:pPr>
+      <w:r>
+        <w:rPr>
+          <w:color w:val="4472C4" w:themeColor="accent5"/>
+          <w:sz w:val="36"/>
+          <w:szCs w:val="36"/>
+        </w:rPr>
+        <w:t>Что получилось:</w:t>
+      </w:r>
+    </w:p>
+    <w:p>
+      <w:pPr>
+        <w:spacing w:after="0"/>
+        <w:ind w:firstLine="709"/>
+        <w:jc w:val="both"/>
+      </w:pPr>
+      <w:r>
+        <w:rPr>
+          <w:rFonts w:ascii="Segoe UI Emoji" w:hAnsi="Segoe UI Emoji" w:cs="Segoe UI Emoji"/>
+        </w:rPr>
+        <w:t>✅</w:t>
+      </w:r>
+      <w:r>
+        <w:t xml:space="preserve"> Полностью адаптивный дизайн (</w:t>
       </w:r>
       <w:proofErr w:type="spellStart"/>
       <w:r>
-        <w:t>cosmo-quest-mu.vercel.app</w:t>
+        <w:t>mobile-first</w:t>
       </w:r>
       <w:proofErr w:type="spellEnd"/>
       <w:r>
-        <w:t>)</w:t>
-      </w:r>
-    </w:p>
-    <w:p>
-      <w:pPr>
-        <w:spacing w:after="0"/>
-        <w:ind w:firstLine="709"/>
-        <w:jc w:val="both"/>
-      </w:pPr>
-      <w:r>
-        <w:t>Что получилось:</w:t>
+        <w:t>, работает на всех устройствах)</w:t>
+      </w:r>
+      <w:r>
+        <w:t>;</w:t>
       </w:r>
     </w:p>
     <w:p>
@@ -141,15 +234,10 @@
         <w:t>✅</w:t>
       </w:r>
       <w:r>
-        <w:t xml:space="preserve"> Полностью адаптивный дизайн (</w:t>
-      </w:r>
-      <w:proofErr w:type="spellStart"/>
-      <w:r>
-        <w:t>mobile-first</w:t>
-      </w:r>
-      <w:proofErr w:type="spellEnd"/>
-      <w:r>
-        <w:t>, работает на всех устройствах)</w:t>
+        <w:t xml:space="preserve"> Современный UI с градиентами и анимациями</w:t>
+      </w:r>
+      <w:r>
+        <w:t>;</w:t>
       </w:r>
     </w:p>
     <w:p>
@@ -165,7 +253,10 @@
         <w:t>✅</w:t>
       </w:r>
       <w:r>
-        <w:t xml:space="preserve"> Современный UI с градиентами и анимациями</w:t>
+        <w:t xml:space="preserve"> Структурированная информация о проекте (8 смысловых блоков)</w:t>
+      </w:r>
+      <w:r>
+        <w:t>;</w:t>
       </w:r>
     </w:p>
     <w:p>
@@ -181,32 +272,36 @@
         <w:t>✅</w:t>
       </w:r>
       <w:r>
-        <w:t xml:space="preserve"> Структурированная информация о проекте (8 смысловых блоков)</w:t>
-      </w:r>
-    </w:p>
-    <w:p>
-      <w:pPr>
-        <w:spacing w:after="0"/>
-        <w:ind w:firstLine="709"/>
-        <w:jc w:val="both"/>
-      </w:pPr>
-      <w:r>
-        <w:rPr>
-          <w:rFonts w:ascii="Segoe UI Emoji" w:hAnsi="Segoe UI Emoji" w:cs="Segoe UI Emoji"/>
-        </w:rPr>
-        <w:t>✅</w:t>
-      </w:r>
-      <w:r>
         <w:t xml:space="preserve"> Готовность к публикации за 1 диалог с ИИ</w:t>
       </w:r>
-    </w:p>
-    <w:p>
-      <w:pPr>
-        <w:spacing w:after="0"/>
-        <w:ind w:firstLine="709"/>
-        <w:jc w:val="both"/>
-      </w:pPr>
-      <w:r>
+      <w:r>
+        <w:t>.</w:t>
+      </w:r>
+    </w:p>
+    <w:p>
+      <w:pPr>
+        <w:spacing w:after="0"/>
+        <w:ind w:firstLine="709"/>
+        <w:jc w:val="both"/>
+      </w:pPr>
+    </w:p>
+    <w:p>
+      <w:pPr>
+        <w:spacing w:after="0"/>
+        <w:ind w:firstLine="709"/>
+        <w:jc w:val="both"/>
+        <w:rPr>
+          <w:color w:val="4472C4" w:themeColor="accent5"/>
+          <w:sz w:val="36"/>
+          <w:szCs w:val="36"/>
+        </w:rPr>
+      </w:pPr>
+      <w:r>
+        <w:rPr>
+          <w:color w:val="4472C4" w:themeColor="accent5"/>
+          <w:sz w:val="36"/>
+          <w:szCs w:val="36"/>
+        </w:rPr>
         <w:t>Что не получилось:</w:t>
       </w:r>
     </w:p>
@@ -225,6 +320,9 @@
       <w:r>
         <w:t>️ Требуется ручная доводка текстов под конкретную аудиторию</w:t>
       </w:r>
+      <w:r>
+        <w:t>;</w:t>
+      </w:r>
     </w:p>
     <w:p>
       <w:pPr>
@@ -235,14 +333,34 @@
       <w:r>
         <w:t>️ Нет интерактивных элементов (форм обратной связи) — можно добавить в следующей итерации</w:t>
       </w:r>
-    </w:p>
-    <w:p>
-      <w:pPr>
-        <w:spacing w:after="0"/>
-        <w:ind w:firstLine="709"/>
-        <w:jc w:val="both"/>
-      </w:pPr>
-      <w:r>
+      <w:r>
+        <w:t>.</w:t>
+      </w:r>
+    </w:p>
+    <w:p>
+      <w:pPr>
+        <w:spacing w:after="0"/>
+        <w:ind w:firstLine="709"/>
+        <w:jc w:val="both"/>
+      </w:pPr>
+    </w:p>
+    <w:p>
+      <w:pPr>
+        <w:spacing w:after="0"/>
+        <w:ind w:firstLine="709"/>
+        <w:jc w:val="both"/>
+        <w:rPr>
+          <w:color w:val="4472C4" w:themeColor="accent5"/>
+          <w:sz w:val="36"/>
+          <w:szCs w:val="36"/>
+        </w:rPr>
+      </w:pPr>
+      <w:r>
+        <w:rPr>
+          <w:color w:val="4472C4" w:themeColor="accent5"/>
+          <w:sz w:val="36"/>
+          <w:szCs w:val="36"/>
+        </w:rPr>
         <w:t>Применимость в реальной работе:</w:t>
       </w:r>
     </w:p>
@@ -262,44 +380,63 @@
         <w:ind w:firstLine="709"/>
         <w:jc w:val="both"/>
       </w:pPr>
-      <w:proofErr w:type="spellStart"/>
-      <w:r>
-        <w:t>Лендинг</w:t>
-      </w:r>
-      <w:proofErr w:type="spellEnd"/>
-      <w:r>
-        <w:t xml:space="preserve"> для привлечения пользователей</w:t>
-      </w:r>
-    </w:p>
-    <w:p>
-      <w:pPr>
-        <w:spacing w:after="0"/>
-        <w:ind w:firstLine="709"/>
-        <w:jc w:val="both"/>
-      </w:pPr>
+      <w:r>
+        <w:t xml:space="preserve">- </w:t>
+      </w:r>
+      <w:r>
+        <w:t>Лендинг для привлечения пользователей</w:t>
+      </w:r>
+      <w:r>
+        <w:t>;</w:t>
+      </w:r>
+    </w:p>
+    <w:p>
+      <w:pPr>
+        <w:spacing w:after="0"/>
+        <w:ind w:firstLine="709"/>
+        <w:jc w:val="both"/>
+      </w:pPr>
+      <w:r>
+        <w:t xml:space="preserve">- </w:t>
+      </w:r>
       <w:r>
         <w:t>Презентация для педагогов и родителей</w:t>
       </w:r>
-    </w:p>
-    <w:p>
-      <w:pPr>
-        <w:spacing w:after="0"/>
-        <w:ind w:firstLine="709"/>
-        <w:jc w:val="both"/>
-      </w:pPr>
+      <w:r>
+        <w:t>;</w:t>
+      </w:r>
+    </w:p>
+    <w:p>
+      <w:pPr>
+        <w:spacing w:after="0"/>
+        <w:ind w:firstLine="709"/>
+        <w:jc w:val="both"/>
+      </w:pPr>
+      <w:r>
+        <w:t xml:space="preserve">- </w:t>
+      </w:r>
       <w:r>
         <w:t>Демонстрация проекта на конкурсах/грантах</w:t>
       </w:r>
-    </w:p>
-    <w:p>
-      <w:pPr>
-        <w:spacing w:after="0"/>
-        <w:ind w:firstLine="709"/>
-        <w:jc w:val="both"/>
-      </w:pPr>
+      <w:r>
+        <w:t>;</w:t>
+      </w:r>
+    </w:p>
+    <w:p>
+      <w:pPr>
+        <w:spacing w:after="0"/>
+        <w:ind w:firstLine="709"/>
+        <w:jc w:val="both"/>
+      </w:pPr>
+      <w:r>
+        <w:t xml:space="preserve">- </w:t>
+      </w:r>
       <w:r>
         <w:t>База для создания полноценного сайта</w:t>
       </w:r>
+      <w:r>
+        <w:t>.</w:t>
+      </w:r>
     </w:p>
     <w:p>
       <w:pPr>
@@ -327,7 +464,7 @@
         <w:rPr>
           <w:color w:val="70AD47" w:themeColor="accent6"/>
         </w:rPr>
-        <w:t>:</w:t>
+        <w:t>-лендинг:</w:t>
       </w:r>
     </w:p>
     <w:p>
@@ -370,13 +507,7 @@
           <w:rPr>
             <w:rStyle w:val="ac"/>
           </w:rPr>
-          <w:t>_3</w:t>
-        </w:r>
-        <w:r>
-          <w:rPr>
-            <w:rStyle w:val="ac"/>
-          </w:rPr>
-          <w:t>.html</w:t>
+          <w:t>_3.html</w:t>
         </w:r>
       </w:hyperlink>
       <w:r>
@@ -439,7 +570,7 @@
 </file>
 
 <file path=word/styles.xml><?xml version="1.0" encoding="utf-8"?>
-<w:styles xmlns:mc="http://schemas.openxmlformats.org/markup-compatibility/2006" xmlns:r="http://schemas.openxmlformats.org/officeDocument/2006/relationships" xmlns:w="http://schemas.openxmlformats.org/wordprocessingml/2006/main" xmlns:w14="http://schemas.microsoft.com/office/word/2010/wordml" xmlns:w15="http://schemas.microsoft.com/office/word/2012/wordml" xmlns:w16cex="http://schemas.microsoft.com/office/word/2018/wordml/cex" xmlns:w16cid="http://schemas.microsoft.com/office/word/2016/wordml/cid" xmlns:w16="http://schemas.microsoft.com/office/word/2018/wordml" xmlns:w16sdtdh="http://schemas.microsoft.com/office/word/2020/wordml/sdtdatahash" xmlns:w16se="http://schemas.microsoft.com/office/word/2015/wordml/symex" mc:Ignorable="w14 w15 w16se w16cid w16 w16cex w16sdtdh">
+<w:styles xmlns:mc="http://schemas.openxmlformats.org/markup-compatibility/2006" xmlns:r="http://schemas.openxmlformats.org/officeDocument/2006/relationships" xmlns:w="http://schemas.openxmlformats.org/wordprocessingml/2006/main" xmlns:w14="http://schemas.microsoft.com/office/word/2010/wordml" xmlns:w15="http://schemas.microsoft.com/office/word/2012/wordml" xmlns:w16cex="http://schemas.microsoft.com/office/word/2018/wordml/cex" xmlns:w16cid="http://schemas.microsoft.com/office/word/2016/wordml/cid" xmlns:w16="http://schemas.microsoft.com/office/word/2018/wordml" xmlns:w16du="http://schemas.microsoft.com/office/word/2023/wordml/word16du" xmlns:w16sdtdh="http://schemas.microsoft.com/office/word/2020/wordml/sdtdatahash" xmlns:w16sdtfl="http://schemas.microsoft.com/office/word/2024/wordml/sdtformatlock" xmlns:w16se="http://schemas.microsoft.com/office/word/2015/wordml/symex" mc:Ignorable="w14 w15 w16se w16cid w16 w16cex w16sdtdh w16sdtfl w16du">
   <w:docDefaults>
     <w:rPrDefault>
       <w:rPr>
